--- a/templates/pretenzii/44_аук_единовр_пост_сз_счет.docx
+++ b/templates/pretenzii/44_аук_единовр_пост_сз_счет.docx
@@ -75,24 +75,7 @@
                 <w:sz w:val="24"/>
                 <w:szCs w:val="24"/>
               </w:rPr>
-              <w:t xml:space="preserve">{срок_передачи_счета}</w:t>
-            </w:r>
-            <w:r>
-              <w:rPr>
-                <w:rFonts w:ascii="Times New Roman" w:hAnsi="Times New Roman" w:cs="Times New Roman"/>
-                <w:sz w:val="24"/>
-                <w:szCs w:val="24"/>
-                <w:highlight w:val="yellow"/>
-              </w:rPr>
-              <w:t/>
-            </w:r>
-            <w:r>
-              <w:rPr>
-                <w:rFonts w:ascii="Times New Roman" w:hAnsi="Times New Roman" w:cs="Times New Roman"/>
-                <w:sz w:val="24"/>
-                <w:szCs w:val="24"/>
-              </w:rPr>
-              <w:t/>
+              <w:t>{срок_передачи_счета}</w:t>
             </w:r>
           </w:p>
         </w:tc>
@@ -243,34 +226,14 @@
           <w:rFonts w:ascii="Times New Roman" w:hAnsi="Times New Roman" w:cs="Times New Roman"/>
           <w:sz w:val="28"/>
           <w:szCs w:val="28"/>
-          <w:highlight w:val="yellow"/>
-        </w:rPr>
-        <w:t xml:space="preserve">{дата_поставки}</w:t>
-      </w:r>
-      <w:r>
-        <w:rPr>
-          <w:rFonts w:ascii="Times New Roman" w:hAnsi="Times New Roman" w:cs="Times New Roman"/>
-          <w:sz w:val="28"/>
-          <w:szCs w:val="28"/>
-          <w:highlight w:val="yellow"/>
-        </w:rPr>
-        <w:t/>
-      </w:r>
-      <w:r>
-        <w:rPr>
-          <w:rFonts w:ascii="Times New Roman" w:hAnsi="Times New Roman" w:cs="Times New Roman"/>
-          <w:sz w:val="28"/>
-          <w:szCs w:val="28"/>
-          <w:highlight w:val="yellow"/>
-        </w:rPr>
-        <w:t/>
-      </w:r>
-      <w:r>
-        <w:rPr>
-          <w:rFonts w:ascii="Times New Roman" w:hAnsi="Times New Roman" w:cs="Times New Roman"/>
-          <w:sz w:val="28"/>
-          <w:szCs w:val="28"/>
-          <w:highlight w:val="yellow"/>
+        </w:rPr>
+        <w:t>{дата_поставки}</w:t>
+      </w:r>
+      <w:r>
+        <w:rPr>
+          <w:rFonts w:ascii="Times New Roman" w:hAnsi="Times New Roman" w:cs="Times New Roman"/>
+          <w:sz w:val="28"/>
+          <w:szCs w:val="28"/>
         </w:rPr>
         <w:t xml:space="preserve"> </w:t>
       </w:r>
@@ -279,46 +242,8 @@
           <w:rFonts w:ascii="Times New Roman" w:hAnsi="Times New Roman" w:cs="Times New Roman"/>
           <w:sz w:val="28"/>
           <w:szCs w:val="28"/>
-          <w:highlight w:val="yellow"/>
-        </w:rPr>
-        <w:t xml:space="preserve">{наименование_контрагента}</w:t>
-      </w:r>
-      <w:r>
-        <w:rPr>
-          <w:rFonts w:ascii="Times New Roman" w:hAnsi="Times New Roman" w:cs="Times New Roman"/>
-          <w:sz w:val="28"/>
-          <w:szCs w:val="28"/>
-          <w:highlight w:val="yellow"/>
-        </w:rPr>
-        <w:t/>
-      </w:r>
-      <w:proofErr w:type="spellStart"/>
-      <w:r>
-        <w:rPr>
-          <w:rFonts w:ascii="Times New Roman" w:hAnsi="Times New Roman" w:cs="Times New Roman"/>
-          <w:sz w:val="28"/>
-          <w:szCs w:val="28"/>
-          <w:highlight w:val="yellow"/>
-        </w:rPr>
-        <w:t/>
-      </w:r>
-      <w:proofErr w:type="spellEnd"/>
-      <w:r>
-        <w:rPr>
-          <w:rFonts w:ascii="Times New Roman" w:hAnsi="Times New Roman" w:cs="Times New Roman"/>
-          <w:sz w:val="28"/>
-          <w:szCs w:val="28"/>
-          <w:highlight w:val="yellow"/>
-        </w:rPr>
-        <w:t/>
-      </w:r>
-      <w:r>
-        <w:rPr>
-          <w:rFonts w:ascii="Times New Roman" w:hAnsi="Times New Roman" w:cs="Times New Roman"/>
-          <w:sz w:val="28"/>
-          <w:szCs w:val="28"/>
-        </w:rPr>
-        <w:t/>
+        </w:rPr>
+        <w:t>{наименование_контрагента}</w:t>
       </w:r>
       <w:r>
         <w:rPr>
@@ -334,101 +259,7 @@
           <w:sz w:val="28"/>
           <w:szCs w:val="28"/>
         </w:rPr>
-        <w:t xml:space="preserve">№ {номер_договора} от {дата_договора}</w:t>
-      </w:r>
-      <w:r>
-        <w:rPr>
-          <w:rFonts w:ascii="Times New Roman" w:hAnsi="Times New Roman" w:cs="Times New Roman"/>
-          <w:sz w:val="28"/>
-          <w:szCs w:val="28"/>
-          <w:highlight w:val="yellow"/>
-        </w:rPr>
-        <w:t/>
-      </w:r>
-      <w:r>
-        <w:rPr>
-          <w:rFonts w:ascii="Times New Roman" w:hAnsi="Times New Roman" w:cs="Times New Roman"/>
-          <w:sz w:val="28"/>
-          <w:szCs w:val="28"/>
-        </w:rPr>
-        <w:t/>
-      </w:r>
-      <w:r>
-        <w:rPr>
-          <w:rFonts w:ascii="Times New Roman" w:hAnsi="Times New Roman" w:cs="Times New Roman"/>
-          <w:sz w:val="28"/>
-          <w:szCs w:val="28"/>
-        </w:rPr>
-        <w:t xml:space="preserve"> (</w:t>
-      </w:r>
-      <w:r>
-        <w:rPr>
-          <w:rFonts w:ascii="Times New Roman" w:hAnsi="Times New Roman" w:cs="Times New Roman"/>
-          <w:sz w:val="28"/>
-          <w:szCs w:val="28"/>
-        </w:rPr>
-        <w:t xml:space="preserve">{#подписант_договора_заказчика}{подписант_договора_заказчика}{/подписант_договора_заказчика}</w:t>
-      </w:r>
-      <w:r>
-        <w:rPr>
-          <w:rFonts w:ascii="Times New Roman" w:hAnsi="Times New Roman" w:cs="Times New Roman"/>
-          <w:sz w:val="28"/>
-          <w:szCs w:val="28"/>
-          <w:highlight w:val="yellow"/>
-        </w:rPr>
-        <w:t/>
-      </w:r>
-      <w:proofErr w:type="spellStart"/>
-      <w:r>
-        <w:rPr>
-          <w:rFonts w:ascii="Times New Roman" w:hAnsi="Times New Roman" w:cs="Times New Roman"/>
-          <w:sz w:val="28"/>
-          <w:szCs w:val="28"/>
-          <w:highlight w:val="yellow"/>
-        </w:rPr>
-        <w:t/>
-      </w:r>
-      <w:proofErr w:type="spellEnd"/>
-      <w:r>
-        <w:rPr>
-          <w:rFonts w:ascii="Times New Roman" w:hAnsi="Times New Roman" w:cs="Times New Roman"/>
-          <w:sz w:val="28"/>
-          <w:szCs w:val="28"/>
-        </w:rPr>
-        <w:t/>
-      </w:r>
-      <w:r>
-        <w:rPr>
-          <w:rFonts w:ascii="Times New Roman" w:hAnsi="Times New Roman" w:cs="Times New Roman"/>
-          <w:sz w:val="28"/>
-          <w:szCs w:val="28"/>
-        </w:rPr>
-        <w:t xml:space="preserve">), в количестве </w:t>
-      </w:r>
-      <w:r>
-        <w:rPr>
-          <w:rFonts w:ascii="Times New Roman" w:hAnsi="Times New Roman" w:cs="Times New Roman"/>
-          <w:sz w:val="28"/>
-          <w:szCs w:val="28"/>
-        </w:rPr>
-        <w:t xml:space="preserve">{количество_поставки}</w:t>
-      </w:r>
-      <w:r>
-        <w:rPr>
-          <w:rFonts w:ascii="Times New Roman" w:hAnsi="Times New Roman" w:cs="Times New Roman"/>
-          <w:sz w:val="28"/>
-          <w:szCs w:val="28"/>
-          <w:highlight w:val="yellow"/>
-        </w:rPr>
-        <w:t/>
-      </w:r>
-      <w:r>
-        <w:rPr>
-          <w:rFonts w:ascii="Times New Roman" w:hAnsi="Times New Roman" w:cs="Times New Roman"/>
-          <w:sz w:val="28"/>
-          <w:szCs w:val="28"/>
-        </w:rPr>
-        <w:t/>
+        <w:t>№ {номер_договора} от {дата_договора}</w:t>
       </w:r>
       <w:r>
         <w:rPr>
@@ -444,23 +275,39 @@
           <w:sz w:val="28"/>
           <w:szCs w:val="28"/>
         </w:rPr>
-        <w:t xml:space="preserve">{единица_измерения}</w:t>
-      </w:r>
-      <w:r>
-        <w:rPr>
-          <w:rFonts w:ascii="Times New Roman" w:hAnsi="Times New Roman" w:cs="Times New Roman"/>
-          <w:sz w:val="28"/>
-          <w:szCs w:val="28"/>
-        </w:rPr>
-        <w:t/>
-      </w:r>
-      <w:r>
-        <w:rPr>
-          <w:rFonts w:ascii="Times New Roman" w:hAnsi="Times New Roman" w:cs="Times New Roman"/>
-          <w:sz w:val="28"/>
-          <w:szCs w:val="28"/>
-        </w:rPr>
-        <w:t/>
+        <w:t>{#подписант_договора_заказчика}{подписант_договора_заказчика}{/подписант_договора_заказчика}</w:t>
+      </w:r>
+      <w:r>
+        <w:rPr>
+          <w:rFonts w:ascii="Times New Roman" w:hAnsi="Times New Roman" w:cs="Times New Roman"/>
+          <w:sz w:val="28"/>
+          <w:szCs w:val="28"/>
+        </w:rPr>
+        <w:t xml:space="preserve">, в количестве </w:t>
+      </w:r>
+      <w:r>
+        <w:rPr>
+          <w:rFonts w:ascii="Times New Roman" w:hAnsi="Times New Roman" w:cs="Times New Roman"/>
+          <w:sz w:val="28"/>
+          <w:szCs w:val="28"/>
+        </w:rPr>
+        <w:t>{количество_поставки}</w:t>
+      </w:r>
+      <w:r>
+        <w:rPr>
+          <w:rFonts w:ascii="Times New Roman" w:hAnsi="Times New Roman" w:cs="Times New Roman"/>
+          <w:sz w:val="28"/>
+          <w:szCs w:val="28"/>
+        </w:rPr>
+        <w:t xml:space="preserve"> </w:t>
+      </w:r>
+      <w:r>
+        <w:rPr>
+          <w:rFonts w:ascii="Times New Roman" w:hAnsi="Times New Roman" w:cs="Times New Roman"/>
+          <w:sz w:val="28"/>
+          <w:szCs w:val="28"/>
+        </w:rPr>
+        <w:t>{единица_измерения}</w:t>
       </w:r>
       <w:r>
         <w:rPr>
@@ -476,84 +323,23 @@
           <w:sz w:val="28"/>
           <w:szCs w:val="28"/>
         </w:rPr>
-        <w:t xml:space="preserve">{сумма_поставки_формат}</w:t>
-      </w:r>
-      <w:r>
-        <w:rPr>
-          <w:rFonts w:ascii="Times New Roman" w:hAnsi="Times New Roman" w:cs="Times New Roman"/>
-          <w:sz w:val="28"/>
-          <w:szCs w:val="28"/>
-          <w:highlight w:val="yellow"/>
-        </w:rPr>
-        <w:t/>
-      </w:r>
-      <w:r>
-        <w:rPr>
-          <w:rFonts w:ascii="Times New Roman" w:hAnsi="Times New Roman" w:cs="Times New Roman"/>
-          <w:sz w:val="28"/>
-          <w:szCs w:val="28"/>
-          <w:highlight w:val="yellow"/>
-        </w:rPr>
-        <w:t/>
-      </w:r>
-      <w:r>
-        <w:rPr>
-          <w:rFonts w:ascii="Times New Roman" w:hAnsi="Times New Roman" w:cs="Times New Roman"/>
-          <w:sz w:val="28"/>
-          <w:szCs w:val="28"/>
-          <w:highlight w:val="yellow"/>
-        </w:rPr>
-        <w:t xml:space="preserve"> руб. </w:t>
-      </w:r>
-      <w:r>
-        <w:rPr>
-          <w:rFonts w:ascii="Times New Roman" w:hAnsi="Times New Roman" w:cs="Times New Roman"/>
-          <w:sz w:val="28"/>
-          <w:szCs w:val="28"/>
-        </w:rPr>
-        <w:t xml:space="preserve">(акт сдачи-приемки </w:t>
-      </w:r>
-      <w:r>
-        <w:rPr>
-          <w:rFonts w:ascii="Times New Roman" w:hAnsi="Times New Roman" w:cs="Times New Roman"/>
-          <w:sz w:val="28"/>
-          <w:szCs w:val="28"/>
-          <w:highlight w:val="yellow"/>
-        </w:rPr>
-        <w:t>Товара</w:t>
-      </w:r>
-      <w:r>
-        <w:rPr>
-          <w:rFonts w:ascii="Times New Roman" w:hAnsi="Times New Roman" w:cs="Times New Roman"/>
-          <w:sz w:val="28"/>
-          <w:szCs w:val="28"/>
-        </w:rPr>
-        <w:t xml:space="preserve"> на ответственное хранение </w:t>
-      </w:r>
-      <w:r>
-        <w:rPr>
-          <w:rFonts w:ascii="Times New Roman" w:hAnsi="Times New Roman" w:cs="Times New Roman"/>
-          <w:sz w:val="28"/>
-          <w:szCs w:val="28"/>
-        </w:rPr>
-        <w:t xml:space="preserve">{номер_дата_акта_отв_хранения}</w:t>
-      </w:r>
-      <w:r>
-        <w:rPr>
-          <w:rFonts w:ascii="Times New Roman" w:hAnsi="Times New Roman" w:cs="Times New Roman"/>
-          <w:sz w:val="28"/>
-          <w:szCs w:val="28"/>
-          <w:highlight w:val="yellow"/>
-        </w:rPr>
-        <w:t/>
-      </w:r>
-      <w:r>
-        <w:rPr>
-          <w:rFonts w:ascii="Times New Roman" w:hAnsi="Times New Roman" w:cs="Times New Roman"/>
-          <w:sz w:val="28"/>
-          <w:szCs w:val="28"/>
-        </w:rPr>
-        <w:t/>
+        <w:t>{сумма_поставки_формат}</w:t>
+      </w:r>
+      <w:r>
+        <w:rPr>
+          <w:rFonts w:ascii="Times New Roman" w:hAnsi="Times New Roman" w:cs="Times New Roman"/>
+          <w:sz w:val="28"/>
+          <w:szCs w:val="28"/>
+        </w:rPr>
+        <w:t xml:space="preserve"> руб. (акт сдачи-приемки Товара на ответственное хранение </w:t>
+      </w:r>
+      <w:r>
+        <w:rPr>
+          <w:rFonts w:ascii="Times New Roman" w:hAnsi="Times New Roman" w:cs="Times New Roman"/>
+          <w:sz w:val="28"/>
+          <w:szCs w:val="28"/>
+        </w:rPr>
+        <w:t>{номер_дата_акта_отв_хранения}</w:t>
       </w:r>
       <w:r>
         <w:rPr>
@@ -569,24 +355,7 @@
           <w:sz w:val="28"/>
           <w:szCs w:val="28"/>
         </w:rPr>
-        <w:t xml:space="preserve">{дата_акта_отв_хранения}</w:t>
-      </w:r>
-      <w:r>
-        <w:rPr>
-          <w:rFonts w:ascii="Times New Roman" w:hAnsi="Times New Roman" w:cs="Times New Roman"/>
-          <w:sz w:val="28"/>
-          <w:szCs w:val="28"/>
-          <w:highlight w:val="yellow"/>
-        </w:rPr>
-        <w:t/>
-      </w:r>
-      <w:r>
-        <w:rPr>
-          <w:rFonts w:ascii="Times New Roman" w:hAnsi="Times New Roman" w:cs="Times New Roman"/>
-          <w:sz w:val="28"/>
-          <w:szCs w:val="28"/>
-        </w:rPr>
-        <w:t/>
+        <w:t>{дата_акта_отв_хранения}</w:t>
       </w:r>
       <w:r>
         <w:rPr>
@@ -602,24 +371,7 @@
           <w:sz w:val="28"/>
           <w:szCs w:val="28"/>
         </w:rPr>
-        <w:t xml:space="preserve">{номер_дата_документа_приемки}</w:t>
-      </w:r>
-      <w:r>
-        <w:rPr>
-          <w:rFonts w:ascii="Times New Roman" w:hAnsi="Times New Roman" w:cs="Times New Roman"/>
-          <w:sz w:val="28"/>
-          <w:szCs w:val="28"/>
-          <w:highlight w:val="yellow"/>
-        </w:rPr>
-        <w:t/>
-      </w:r>
-      <w:r>
-        <w:rPr>
-          <w:rFonts w:ascii="Times New Roman" w:hAnsi="Times New Roman" w:cs="Times New Roman"/>
-          <w:sz w:val="28"/>
-          <w:szCs w:val="28"/>
-        </w:rPr>
-        <w:t/>
+        <w:t>{номер_дата_документа_приемки}</w:t>
       </w:r>
       <w:r>
         <w:rPr>
@@ -635,24 +387,7 @@
           <w:sz w:val="28"/>
           <w:szCs w:val="28"/>
         </w:rPr>
-        <w:t xml:space="preserve">{дата_документа_приемки}</w:t>
-      </w:r>
-      <w:r>
-        <w:rPr>
-          <w:rFonts w:ascii="Times New Roman" w:hAnsi="Times New Roman" w:cs="Times New Roman"/>
-          <w:sz w:val="28"/>
-          <w:szCs w:val="28"/>
-          <w:highlight w:val="yellow"/>
-        </w:rPr>
-        <w:t/>
-      </w:r>
-      <w:r>
-        <w:rPr>
-          <w:rFonts w:ascii="Times New Roman" w:hAnsi="Times New Roman" w:cs="Times New Roman"/>
-          <w:sz w:val="28"/>
-          <w:szCs w:val="28"/>
-        </w:rPr>
-        <w:t/>
+        <w:t>{дата_документа_приемки}</w:t>
       </w:r>
       <w:r>
         <w:rPr>
@@ -693,85 +428,31 @@
           <w:sz w:val="28"/>
           <w:szCs w:val="28"/>
         </w:rPr>
-        <w:t xml:space="preserve">{срок_поставки_истек}</w:t>
-      </w:r>
-      <w:r>
-        <w:rPr>
-          <w:rFonts w:ascii="Times New Roman" w:hAnsi="Times New Roman" w:cs="Times New Roman"/>
-          <w:sz w:val="28"/>
-          <w:szCs w:val="28"/>
-          <w:highlight w:val="yellow"/>
-        </w:rPr>
-        <w:t/>
-      </w:r>
-      <w:r>
-        <w:rPr>
-          <w:rFonts w:ascii="Times New Roman" w:hAnsi="Times New Roman" w:cs="Times New Roman"/>
-          <w:sz w:val="28"/>
-          <w:szCs w:val="28"/>
-          <w:highlight w:val="yellow"/>
-        </w:rPr>
-        <w:t/>
-      </w:r>
-      <w:r>
-        <w:rPr>
-          <w:rFonts w:ascii="Times New Roman" w:hAnsi="Times New Roman" w:cs="Times New Roman"/>
-          <w:sz w:val="28"/>
-          <w:szCs w:val="28"/>
-          <w:highlight w:val="yellow"/>
-        </w:rPr>
-        <w:t xml:space="preserve"> </w:t>
-      </w:r>
-      <w:r>
-        <w:rPr>
-          <w:rFonts w:ascii="Times New Roman" w:hAnsi="Times New Roman" w:cs="Times New Roman"/>
-          <w:sz w:val="28"/>
-          <w:szCs w:val="28"/>
-        </w:rPr>
-        <w:t xml:space="preserve">(п. </w:t>
-      </w:r>
-      <w:r>
-        <w:rPr>
-          <w:rFonts w:ascii="Times New Roman" w:hAnsi="Times New Roman" w:cs="Times New Roman"/>
-          <w:sz w:val="28"/>
-          <w:szCs w:val="28"/>
-        </w:rPr>
-        <w:t xml:space="preserve">{пункт_контракта_срок}</w:t>
-      </w:r>
-      <w:r>
-        <w:rPr>
-          <w:rFonts w:ascii="Times New Roman" w:hAnsi="Times New Roman" w:cs="Times New Roman"/>
-          <w:sz w:val="28"/>
-          <w:szCs w:val="28"/>
-          <w:highlight w:val="yellow"/>
-        </w:rPr>
-        <w:t/>
-      </w:r>
-      <w:r>
-        <w:rPr>
-          <w:rFonts w:ascii="Times New Roman" w:hAnsi="Times New Roman" w:cs="Times New Roman"/>
-          <w:sz w:val="28"/>
-          <w:szCs w:val="28"/>
-          <w:highlight w:val="yellow"/>
-        </w:rPr>
-        <w:t/>
-      </w:r>
-      <w:r>
-        <w:rPr>
-          <w:rFonts w:ascii="Times New Roman" w:hAnsi="Times New Roman" w:cs="Times New Roman"/>
-          <w:sz w:val="28"/>
-          <w:szCs w:val="28"/>
-          <w:highlight w:val="yellow"/>
-        </w:rPr>
-        <w:t xml:space="preserve"> </w:t>
-      </w:r>
-      <w:r>
-        <w:rPr>
-          <w:rFonts w:ascii="Times New Roman" w:hAnsi="Times New Roman" w:cs="Times New Roman"/>
-          <w:sz w:val="28"/>
-          <w:szCs w:val="28"/>
-        </w:rPr>
-        <w:t>контракта).</w:t>
+        <w:t>{срок_поставки_истек}</w:t>
+      </w:r>
+      <w:r>
+        <w:rPr>
+          <w:rFonts w:ascii="Times New Roman" w:hAnsi="Times New Roman" w:cs="Times New Roman"/>
+          <w:sz w:val="28"/>
+          <w:szCs w:val="28"/>
+        </w:rPr>
+        <w:t xml:space="preserve"> (п. </w:t>
+      </w:r>
+      <w:r>
+        <w:rPr>
+          <w:rFonts w:ascii="Times New Roman" w:hAnsi="Times New Roman" w:cs="Times New Roman"/>
+          <w:sz w:val="28"/>
+          <w:szCs w:val="28"/>
+        </w:rPr>
+        <w:t>{пункт_контракта_срок}</w:t>
+      </w:r>
+      <w:r>
+        <w:rPr>
+          <w:rFonts w:ascii="Times New Roman" w:hAnsi="Times New Roman" w:cs="Times New Roman"/>
+          <w:sz w:val="28"/>
+          <w:szCs w:val="28"/>
+        </w:rPr>
+        <w:t xml:space="preserve"> контракта).</w:t>
       </w:r>
     </w:p>
     <w:p>
@@ -799,32 +480,13 @@
           <w:sz w:val="28"/>
           <w:szCs w:val="28"/>
         </w:rPr>
-        <w:t xml:space="preserve">{сумма_пени_руб}</w:t>
-      </w:r>
-      <w:r>
-        <w:rPr>
-          <w:rFonts w:ascii="Times New Roman" w:hAnsi="Times New Roman" w:cs="Times New Roman"/>
-          <w:sz w:val="28"/>
-          <w:szCs w:val="28"/>
-          <w:highlight w:val="yellow"/>
-        </w:rPr>
-        <w:t/>
-      </w:r>
-      <w:r>
-        <w:rPr>
-          <w:rFonts w:ascii="Times New Roman" w:hAnsi="Times New Roman" w:cs="Times New Roman"/>
-          <w:sz w:val="28"/>
-          <w:szCs w:val="28"/>
-          <w:highlight w:val="yellow"/>
-        </w:rPr>
-        <w:t/>
-      </w:r>
-      <w:r>
-        <w:rPr>
-          <w:rFonts w:ascii="Times New Roman" w:hAnsi="Times New Roman" w:cs="Times New Roman"/>
-          <w:sz w:val="28"/>
-          <w:szCs w:val="28"/>
-          <w:highlight w:val="yellow"/>
+        <w:t>{сумма_пени_руб}</w:t>
+      </w:r>
+      <w:r>
+        <w:rPr>
+          <w:rFonts w:ascii="Times New Roman" w:hAnsi="Times New Roman" w:cs="Times New Roman"/>
+          <w:sz w:val="28"/>
+          <w:szCs w:val="28"/>
         </w:rPr>
         <w:t xml:space="preserve"> руб. </w:t>
       </w:r>
@@ -833,34 +495,14 @@
           <w:rFonts w:ascii="Times New Roman" w:hAnsi="Times New Roman" w:cs="Times New Roman"/>
           <w:sz w:val="28"/>
           <w:szCs w:val="28"/>
-          <w:highlight w:val="yellow"/>
-        </w:rPr>
-        <w:t xml:space="preserve">{сумма_пени_коп}</w:t>
-      </w:r>
-      <w:r>
-        <w:rPr>
-          <w:rFonts w:ascii="Times New Roman" w:hAnsi="Times New Roman" w:cs="Times New Roman"/>
-          <w:sz w:val="28"/>
-          <w:szCs w:val="28"/>
-          <w:highlight w:val="yellow"/>
-        </w:rPr>
-        <w:t/>
-      </w:r>
-      <w:r>
-        <w:rPr>
-          <w:rFonts w:ascii="Times New Roman" w:hAnsi="Times New Roman" w:cs="Times New Roman"/>
-          <w:sz w:val="28"/>
-          <w:szCs w:val="28"/>
-          <w:highlight w:val="yellow"/>
-        </w:rPr>
-        <w:t/>
-      </w:r>
-      <w:r>
-        <w:rPr>
-          <w:rFonts w:ascii="Times New Roman" w:hAnsi="Times New Roman" w:cs="Times New Roman"/>
-          <w:sz w:val="28"/>
-          <w:szCs w:val="28"/>
-          <w:highlight w:val="yellow"/>
+        </w:rPr>
+        <w:t>{сумма_пени_коп}</w:t>
+      </w:r>
+      <w:r>
+        <w:rPr>
+          <w:rFonts w:ascii="Times New Roman" w:hAnsi="Times New Roman" w:cs="Times New Roman"/>
+          <w:sz w:val="28"/>
+          <w:szCs w:val="28"/>
         </w:rPr>
         <w:t xml:space="preserve"> коп. (</w:t>
       </w:r>
@@ -869,7 +511,6 @@
           <w:rFonts w:ascii="Times New Roman" w:hAnsi="Times New Roman" w:cs="Times New Roman"/>
           <w:sz w:val="28"/>
           <w:szCs w:val="28"/>
-          <w:highlight w:val="yellow"/>
         </w:rPr>
         <w:t xml:space="preserve">{сумма_пени_прописью} </w:t>
       </w:r>
@@ -878,25 +519,6 @@
           <w:rFonts w:ascii="Times New Roman" w:hAnsi="Times New Roman" w:cs="Times New Roman"/>
           <w:sz w:val="28"/>
           <w:szCs w:val="28"/>
-          <w:highlight w:val="yellow"/>
-        </w:rPr>
-        <w:t/>
-      </w:r>
-      <w:r>
-        <w:rPr>
-          <w:rFonts w:ascii="Times New Roman" w:hAnsi="Times New Roman" w:cs="Times New Roman"/>
-          <w:sz w:val="28"/>
-          <w:szCs w:val="28"/>
-          <w:highlight w:val="yellow"/>
-        </w:rPr>
-        <w:t/>
-      </w:r>
-      <w:r>
-        <w:rPr>
-          <w:rFonts w:ascii="Times New Roman" w:hAnsi="Times New Roman" w:cs="Times New Roman"/>
-          <w:sz w:val="28"/>
-          <w:szCs w:val="28"/>
-          <w:highlight w:val="yellow"/>
         </w:rPr>
         <w:t xml:space="preserve">рублей </w:t>
       </w:r>
@@ -905,44 +527,16 @@
           <w:rFonts w:ascii="Times New Roman" w:hAnsi="Times New Roman" w:cs="Times New Roman"/>
           <w:sz w:val="28"/>
           <w:szCs w:val="28"/>
-          <w:highlight w:val="yellow"/>
-        </w:rPr>
-        <w:t xml:space="preserve">{сумма_пени_коп}</w:t>
-      </w:r>
-      <w:r>
-        <w:rPr>
-          <w:rFonts w:ascii="Times New Roman" w:hAnsi="Times New Roman" w:cs="Times New Roman"/>
-          <w:sz w:val="28"/>
-          <w:szCs w:val="28"/>
-          <w:highlight w:val="yellow"/>
-        </w:rPr>
-        <w:t/>
-      </w:r>
-      <w:r>
-        <w:rPr>
-          <w:rFonts w:ascii="Times New Roman" w:hAnsi="Times New Roman" w:cs="Times New Roman"/>
-          <w:sz w:val="28"/>
-          <w:szCs w:val="28"/>
-          <w:highlight w:val="yellow"/>
-        </w:rPr>
-        <w:t/>
-      </w:r>
-      <w:r>
-        <w:rPr>
-          <w:rFonts w:ascii="Times New Roman" w:hAnsi="Times New Roman" w:cs="Times New Roman"/>
-          <w:sz w:val="28"/>
-          <w:szCs w:val="28"/>
-          <w:highlight w:val="yellow"/>
-        </w:rPr>
-        <w:t xml:space="preserve"> копеек)</w:t>
-      </w:r>
-      <w:r>
-        <w:rPr>
-          <w:rFonts w:ascii="Times New Roman" w:hAnsi="Times New Roman" w:cs="Times New Roman"/>
-          <w:sz w:val="28"/>
-          <w:szCs w:val="28"/>
-        </w:rPr>
-        <w:t>, прошу Вас:</w:t>
+        </w:rPr>
+        <w:t>{сумма_пени_коп}</w:t>
+      </w:r>
+      <w:r>
+        <w:rPr>
+          <w:rFonts w:ascii="Times New Roman" w:hAnsi="Times New Roman" w:cs="Times New Roman"/>
+          <w:sz w:val="28"/>
+          <w:szCs w:val="28"/>
+        </w:rPr>
+        <w:t xml:space="preserve"> копеек), прошу Вас:</w:t>
       </w:r>
     </w:p>
     <w:p>
@@ -1030,24 +624,7 @@
           <w:sz w:val="28"/>
           <w:szCs w:val="28"/>
         </w:rPr>
-        <w:t xml:space="preserve">(постановление Правительства РФ от </w:t>
-      </w:r>
-      <w:r>
-        <w:rPr>
-          <w:rFonts w:ascii="Times New Roman" w:hAnsi="Times New Roman" w:cs="Times New Roman"/>
-          <w:sz w:val="28"/>
-          <w:szCs w:val="28"/>
-          <w:highlight w:val="green"/>
-        </w:rPr>
-        <w:t>…№ …</w:t>
-      </w:r>
-      <w:r>
-        <w:rPr>
-          <w:rFonts w:ascii="Times New Roman" w:hAnsi="Times New Roman" w:cs="Times New Roman"/>
-          <w:sz w:val="28"/>
-          <w:szCs w:val="28"/>
-        </w:rPr>
-        <w:t xml:space="preserve"> </w:t>
+        <w:t xml:space="preserve">(постановление Правительства РФ от …№ … </w:t>
       </w:r>
       <w:r>
         <w:rPr>

--- a/templates/pretenzii/44_аук_единовр_пост_сз_счет.docx
+++ b/templates/pretenzii/44_аук_единовр_пост_сз_счет.docx
@@ -512,31 +512,33 @@
           <w:sz w:val="28"/>
           <w:szCs w:val="28"/>
         </w:rPr>
-        <w:t xml:space="preserve">{сумма_пени_прописью} </w:t>
-      </w:r>
-      <w:r>
-        <w:rPr>
-          <w:rFonts w:ascii="Times New Roman" w:hAnsi="Times New Roman" w:cs="Times New Roman"/>
-          <w:sz w:val="28"/>
-          <w:szCs w:val="28"/>
-        </w:rPr>
-        <w:t xml:space="preserve">рублей </w:t>
-      </w:r>
-      <w:r>
-        <w:rPr>
-          <w:rFonts w:ascii="Times New Roman" w:hAnsi="Times New Roman" w:cs="Times New Roman"/>
-          <w:sz w:val="28"/>
-          <w:szCs w:val="28"/>
-        </w:rPr>
-        <w:t>{сумма_пени_коп}</w:t>
-      </w:r>
-      <w:r>
-        <w:rPr>
-          <w:rFonts w:ascii="Times New Roman" w:hAnsi="Times New Roman" w:cs="Times New Roman"/>
-          <w:sz w:val="28"/>
-          <w:szCs w:val="28"/>
-        </w:rPr>
-        <w:t xml:space="preserve"> копеек), прошу Вас:</w:t>
+        <w:t>{сумма_пени_прописью} {</w:t>
+      </w:r>
+      <w:proofErr w:type="spellStart"/>
+      <w:r>
+        <w:rPr>
+          <w:rFonts w:ascii="Times New Roman" w:hAnsi="Times New Roman" w:cs="Times New Roman"/>
+          <w:sz w:val="28"/>
+          <w:szCs w:val="28"/>
+        </w:rPr>
+        <w:t>сумма_пени_коп</w:t>
+      </w:r>
+      <w:proofErr w:type="spellEnd"/>
+      <w:r>
+        <w:rPr>
+          <w:rFonts w:ascii="Times New Roman" w:hAnsi="Times New Roman" w:cs="Times New Roman"/>
+          <w:sz w:val="28"/>
+          <w:szCs w:val="28"/>
+        </w:rPr>
+        <w:t>}</w:t>
+      </w:r>
+      <w:r>
+        <w:rPr>
+          <w:rFonts w:ascii="Times New Roman" w:hAnsi="Times New Roman" w:cs="Times New Roman"/>
+          <w:sz w:val="28"/>
+          <w:szCs w:val="28"/>
+        </w:rPr>
+        <w:t>), прошу Вас:</w:t>
       </w:r>
     </w:p>
     <w:p>

--- a/templates/pretenzii/44_аук_единовр_пост_сз_счет.docx
+++ b/templates/pretenzii/44_аук_единовр_пост_сз_счет.docx
@@ -521,7 +521,7 @@
           <w:sz w:val="28"/>
           <w:szCs w:val="28"/>
         </w:rPr>
-        <w:t>сумма_пени_коп</w:t>
+        <w:t>сумма_пени_коп_прописью</w:t>
       </w:r>
       <w:proofErr w:type="spellEnd"/>
       <w:r>
